--- a/curriculos/Curriculo 015-02/microcurriculos/VI SEMESTRE/0150616_Electiva_General_III.docx
+++ b/curriculos/Curriculo 015-02/microcurriculos/VI SEMESTRE/0150616_Electiva_General_III.docx
@@ -610,59 +610,7 @@
         </w:rPr>
       </w:pPr>
       <w:r>
-        <w:t>Complementar la formación integral del estudiante con un área de conocimiento distinta al núcleo profesional del programa.</w:t>
-      </w:r>
-    </w:p>
-    <w:p>
-      <w:pPr>
-        <w:widowControl/>
-        <w:numPr>
-          <w:ilvl w:val="0"/>
-          <w:numId w:val="1"/>
-        </w:numPr>
-        <w:pBdr>
-          <w:top w:val="nil"/>
-          <w:left w:val="nil"/>
-          <w:bottom w:val="nil"/>
-          <w:right w:val="nil"/>
-          <w:between w:val="nil"/>
-        </w:pBdr>
-        <w:jc w:val="both"/>
-        <w:rPr>
-          <w:rFonts w:ascii="Cambria" w:eastAsia="Cambria" w:hAnsi="Cambria" w:cs="Cambria"/>
-          <w:color w:val="000000"/>
-          <w:sz w:val="22"/>
-          <w:szCs w:val="22"/>
-        </w:rPr>
-      </w:pPr>
-      <w:r>
-        <w:t>Desarrollar competencias comunicativas, culturales y de trabajo en equipo a través del campo electivo seleccionado.</w:t>
-      </w:r>
-    </w:p>
-    <w:p>
-      <w:pPr>
-        <w:widowControl/>
-        <w:numPr>
-          <w:ilvl w:val="0"/>
-          <w:numId w:val="1"/>
-        </w:numPr>
-        <w:pBdr>
-          <w:top w:val="nil"/>
-          <w:left w:val="nil"/>
-          <w:bottom w:val="nil"/>
-          <w:right w:val="nil"/>
-          <w:between w:val="nil"/>
-        </w:pBdr>
-        <w:jc w:val="both"/>
-        <w:rPr>
-          <w:rFonts w:ascii="Cambria" w:eastAsia="Cambria" w:hAnsi="Cambria" w:cs="Cambria"/>
-          <w:color w:val="000000"/>
-          <w:sz w:val="22"/>
-          <w:szCs w:val="22"/>
-        </w:rPr>
-      </w:pPr>
-      <w:r>
-        <w:t>Fomentar el pensamiento autónomo mediante la exploración guiada de un tema de libre elección dentro de la oferta institucional.</w:t>
+        <w:t>[PENDIENTE - por diligenciar]</w:t>
       </w:r>
     </w:p>
     <w:p>
@@ -888,7 +836,7 @@
               </w:rPr>
             </w:pPr>
             <w:r>
-              <w:t>Presentación del curso y marco general del área electiva</w:t>
+              <w:t>[PENDIENTE - por diligenciar]</w:t>
             </w:r>
           </w:p>
         </w:tc>
@@ -929,7 +877,7 @@
               </w:rPr>
             </w:pPr>
             <w:r>
-              <w:t>Fundamentos conceptuales</w:t>
+              <w:t>[PENDIENTE - por diligenciar]</w:t>
             </w:r>
           </w:p>
         </w:tc>
@@ -973,7 +921,7 @@
               </w:rPr>
             </w:pPr>
             <w:r>
-              <w:t>Desarrollo temático</w:t>
+              <w:t>[PENDIENTE - por diligenciar]</w:t>
             </w:r>
           </w:p>
         </w:tc>
@@ -1014,7 +962,7 @@
               </w:rPr>
             </w:pPr>
             <w:r>
-              <w:t>Taller de aplicación</w:t>
+              <w:t>[PENDIENTE - por diligenciar]</w:t>
             </w:r>
           </w:p>
         </w:tc>
@@ -1056,7 +1004,7 @@
               </w:rPr>
             </w:pPr>
             <w:r>
-              <w:t>Socialización de resultados</w:t>
+              <w:t>[PENDIENTE - por diligenciar]</w:t>
             </w:r>
           </w:p>
         </w:tc>
@@ -1157,55 +1105,7 @@
               </w:rPr>
             </w:pPr>
             <w:r>
-              <w:t>Unidad 1. PRESENTACIÓN DEL CURSO Y MARCO GENERAL DEL ÁREA ELECTIVA</w:t>
-            </w:r>
-          </w:p>
-          <w:p>
-            <w:pPr>
-              <w:rPr>
-                <w:i/>
-                <w:sz w:val="22"/>
-                <w:szCs w:val="22"/>
-              </w:rPr>
-            </w:pPr>
-            <w:r>
-              <w:t>Justificación del área electiva dentro del plan de estudios</w:t>
-            </w:r>
-          </w:p>
-          <w:p>
-            <w:pPr>
-              <w:rPr>
-                <w:i/>
-                <w:sz w:val="22"/>
-                <w:szCs w:val="22"/>
-              </w:rPr>
-            </w:pPr>
-            <w:r>
-              <w:t>Acuerdos pedagógicos y criterios de evaluación</w:t>
-            </w:r>
-          </w:p>
-          <w:p>
-            <w:pPr>
-              <w:rPr>
-                <w:i/>
-                <w:sz w:val="22"/>
-                <w:szCs w:val="22"/>
-              </w:rPr>
-            </w:pPr>
-            <w:r>
-              <w:t>Diagnóstico de saberes previos</w:t>
-            </w:r>
-          </w:p>
-          <w:p>
-            <w:pPr>
-              <w:rPr>
-                <w:i/>
-                <w:sz w:val="22"/>
-                <w:szCs w:val="22"/>
-              </w:rPr>
-            </w:pPr>
-            <w:r>
-              <w:t>Definición del producto final del curso</w:t>
+              <w:t>Unidad 1. [PENDIENTE - por diligenciar]</w:t>
             </w:r>
           </w:p>
         </w:tc>
@@ -1224,55 +1124,7 @@
               </w:rPr>
             </w:pPr>
             <w:r>
-              <w:t>Unidad 2. FUNDAMENTOS CONCEPTUALES</w:t>
-            </w:r>
-          </w:p>
-          <w:p>
-            <w:pPr>
-              <w:rPr>
-                <w:i/>
-                <w:sz w:val="22"/>
-                <w:szCs w:val="22"/>
-              </w:rPr>
-            </w:pPr>
-            <w:r>
-              <w:t>Conceptos básicos y vocabulario propio del área</w:t>
-            </w:r>
-          </w:p>
-          <w:p>
-            <w:pPr>
-              <w:rPr>
-                <w:i/>
-                <w:sz w:val="22"/>
-                <w:szCs w:val="22"/>
-              </w:rPr>
-            </w:pPr>
-            <w:r>
-              <w:t>Antecedentes históricos y estado actual</w:t>
-            </w:r>
-          </w:p>
-          <w:p>
-            <w:pPr>
-              <w:rPr>
-                <w:i/>
-                <w:sz w:val="22"/>
-                <w:szCs w:val="22"/>
-              </w:rPr>
-            </w:pPr>
-            <w:r>
-              <w:t>Principales enfoques y autores de referencia</w:t>
-            </w:r>
-          </w:p>
-          <w:p>
-            <w:pPr>
-              <w:rPr>
-                <w:i/>
-                <w:sz w:val="22"/>
-                <w:szCs w:val="22"/>
-              </w:rPr>
-            </w:pPr>
-            <w:r>
-              <w:t>Relación del área con la ingeniería de sistemas</w:t>
+              <w:t>Unidad 2. [PENDIENTE - por diligenciar]</w:t>
             </w:r>
           </w:p>
         </w:tc>
@@ -1291,55 +1143,7 @@
               </w:rPr>
             </w:pPr>
             <w:r>
-              <w:t>Unidad 3. DESARROLLO TEMÁTICO</w:t>
-            </w:r>
-          </w:p>
-          <w:p>
-            <w:pPr>
-              <w:rPr>
-                <w:i/>
-                <w:sz w:val="22"/>
-                <w:szCs w:val="22"/>
-              </w:rPr>
-            </w:pPr>
-            <w:r>
-              <w:t>Núcleos temáticos definidos por el docente titular</w:t>
-            </w:r>
-          </w:p>
-          <w:p>
-            <w:pPr>
-              <w:rPr>
-                <w:i/>
-                <w:sz w:val="22"/>
-                <w:szCs w:val="22"/>
-              </w:rPr>
-            </w:pPr>
-            <w:r>
-              <w:t>Lecturas dirigidas y discusión en clase</w:t>
-            </w:r>
-          </w:p>
-          <w:p>
-            <w:pPr>
-              <w:rPr>
-                <w:i/>
-                <w:sz w:val="22"/>
-                <w:szCs w:val="22"/>
-              </w:rPr>
-            </w:pPr>
-            <w:r>
-              <w:t>Estudio de casos representativos</w:t>
-            </w:r>
-          </w:p>
-          <w:p>
-            <w:pPr>
-              <w:rPr>
-                <w:i/>
-                <w:sz w:val="22"/>
-                <w:szCs w:val="22"/>
-              </w:rPr>
-            </w:pPr>
-            <w:r>
-              <w:t>Ejercicios de análisis individual y grupal</w:t>
+              <w:t>Unidad 3. [PENDIENTE - por diligenciar]</w:t>
             </w:r>
           </w:p>
         </w:tc>
@@ -1358,55 +1162,7 @@
               </w:rPr>
             </w:pPr>
             <w:r>
-              <w:t>Unidad 4. TALLER DE APLICACIÓN</w:t>
-            </w:r>
-          </w:p>
-          <w:p>
-            <w:pPr>
-              <w:rPr>
-                <w:i/>
-                <w:sz w:val="22"/>
-                <w:szCs w:val="22"/>
-              </w:rPr>
-            </w:pPr>
-            <w:r>
-              <w:t>Planteamiento del ejercicio práctico</w:t>
-            </w:r>
-          </w:p>
-          <w:p>
-            <w:pPr>
-              <w:rPr>
-                <w:i/>
-                <w:sz w:val="22"/>
-                <w:szCs w:val="22"/>
-              </w:rPr>
-            </w:pPr>
-            <w:r>
-              <w:t>Desarrollo guiado con acompañamiento del docente</w:t>
-            </w:r>
-          </w:p>
-          <w:p>
-            <w:pPr>
-              <w:rPr>
-                <w:i/>
-                <w:sz w:val="22"/>
-                <w:szCs w:val="22"/>
-              </w:rPr>
-            </w:pPr>
-            <w:r>
-              <w:t>Revisión de avances y retroalimentación</w:t>
-            </w:r>
-          </w:p>
-          <w:p>
-            <w:pPr>
-              <w:rPr>
-                <w:i/>
-                <w:sz w:val="22"/>
-                <w:szCs w:val="22"/>
-              </w:rPr>
-            </w:pPr>
-            <w:r>
-              <w:t>Ajuste y consolidación del producto</w:t>
+              <w:t>Unidad 4. [PENDIENTE - por diligenciar]</w:t>
             </w:r>
           </w:p>
         </w:tc>
@@ -1428,55 +1184,7 @@
               </w:rPr>
             </w:pPr>
             <w:r>
-              <w:t>Unidad 5. SOCIALIZACIÓN DE RESULTADOS</w:t>
-            </w:r>
-          </w:p>
-          <w:p>
-            <w:pPr>
-              <w:rPr>
-                <w:i/>
-                <w:sz w:val="22"/>
-                <w:szCs w:val="22"/>
-              </w:rPr>
-            </w:pPr>
-            <w:r>
-              <w:t>Exposición de los trabajos finales</w:t>
-            </w:r>
-          </w:p>
-          <w:p>
-            <w:pPr>
-              <w:rPr>
-                <w:i/>
-                <w:sz w:val="22"/>
-                <w:szCs w:val="22"/>
-              </w:rPr>
-            </w:pPr>
-            <w:r>
-              <w:t>Puesta en común y discusión grupal</w:t>
-            </w:r>
-          </w:p>
-          <w:p>
-            <w:pPr>
-              <w:rPr>
-                <w:i/>
-                <w:sz w:val="22"/>
-                <w:szCs w:val="22"/>
-              </w:rPr>
-            </w:pPr>
-            <w:r>
-              <w:t>Autoevaluación y coevaluación</w:t>
-            </w:r>
-          </w:p>
-          <w:p>
-            <w:pPr>
-              <w:rPr>
-                <w:i/>
-                <w:sz w:val="22"/>
-                <w:szCs w:val="22"/>
-              </w:rPr>
-            </w:pPr>
-            <w:r>
-              <w:t>Cierre y evaluación del curso</w:t>
+              <w:t>Unidad 5. [PENDIENTE - por diligenciar]</w:t>
             </w:r>
           </w:p>
         </w:tc>
@@ -1693,9 +1401,6 @@
                 <w:szCs w:val="22"/>
               </w:rPr>
             </w:pPr>
-            <w:r>
-              <w:t>BIBLIOGRAFÍA</w:t>
-            </w:r>
           </w:p>
           <w:p>
             <w:pPr>
@@ -1708,7 +1413,19 @@
               </w:rPr>
             </w:pPr>
             <w:r>
-              <w:t>La bibliografía específica la define el docente titular según el área electiva que se oferte en el período académico.</w:t>
+              <w:rPr>
+                <w:b/>
+                <w:sz w:val="22"/>
+                <w:szCs w:val="22"/>
+              </w:rPr>
+              <w:t>BIBLIOGRAFÍA</w:t>
+            </w:r>
+            <w:r>
+              <w:rPr>
+                <w:sz w:val="22"/>
+                <w:szCs w:val="22"/>
+              </w:rPr>
+              <w:tab/>
             </w:r>
           </w:p>
           <w:p>
@@ -1722,27 +1439,32 @@
               </w:rPr>
             </w:pPr>
             <w:r>
-              <w:t>UNIVERSIDAD FRANCISCO DE PAULA SANTANDER. Proyecto Educativo Institucional (PEI).</w:t>
-            </w:r>
-          </w:p>
-          <w:p>
-            <w:pPr>
-              <w:widowControl/>
-              <w:ind w:left="360" w:hanging="360"/>
-              <w:jc w:val="both"/>
-              <w:rPr>
-                <w:sz w:val="22"/>
-                <w:szCs w:val="22"/>
-              </w:rPr>
-            </w:pPr>
-            <w:r>
-              <w:t>UNIVERSIDAD FRANCISCO DE PAULA SANTANDER. Modelo Pedagógico Dialógico - Crítico.</w:t>
+              <w:rPr>
+                <w:b/>
+                <w:sz w:val="22"/>
+                <w:szCs w:val="22"/>
+              </w:rPr>
+              <w:t>[PENDIENTE - por diligenciar]</w:t>
+            </w:r>
+            <w:r>
+              <w:rPr>
+                <w:sz w:val="22"/>
+                <w:szCs w:val="22"/>
+              </w:rPr>
             </w:r>
           </w:p>
         </w:tc>
       </w:tr>
     </w:tbl>
-    <w:p/>
+    <w:p>
+      <w:pPr>
+        <w:spacing w:before="0" w:after="0" w:line="20" w:lineRule="exact"/>
+        <w:rPr>
+          <w:sz w:val="2"/>
+          <w:szCs w:val="2"/>
+        </w:rPr>
+      </w:pPr>
+    </w:p>
     <w:sectPr>
       <w:headerReference w:type="default" r:id="rId8"/>
       <w:pgSz w:w="11900" w:h="16840"/>
